--- a/DOCUMENTS/docs/SECURITY_ARCHITECTURE_BASELINE_2026-03-05.docx
+++ b/DOCUMENTS/docs/SECURITY_ARCHITECTURE_BASELINE_2026-03-05.docx
@@ -35,7 +35,7 @@
         <w:spacing w:after="60"/>
       </w:pPr>
       <w:r>
-        <w:t xml:space="preserve">Platform: Genuine Scan / Authentic QR backend + direct-print workflow.</w:t>
+        <w:t xml:space="preserve">Platform: Genuine Scan / MSCQR backend + direct-print workflow.</w:t>
       </w:r>
     </w:p>
     <w:p>
